--- a/storyboard-prompt/Storyboard-Generator-Master-Prompt-v3.3.docx
+++ b/storyboard-prompt/Storyboard-Generator-Master-Prompt-v3.3.docx
@@ -59,6 +59,31 @@
       </w:pPr>
       <w:r>
         <w:t xml:space="preserve">TASK: Generate a production-ready storyboard from the intake, sources, and review inputs</w:t>
+      </w:r>
+    </w:p>
+    <w:p>
+      <w:pPr>
+        <w:pStyle w:val="Heading2"/>
+        <w:keepNext/>
+      </w:pPr>
+      <w:r>
+        <w:t xml:space="preserve">Role and Task</w:t>
+      </w:r>
+    </w:p>
+    <w:p>
+      <w:pPr>
+        <w:spacing w:after="100"/>
+      </w:pPr>
+      <w:r>
+        <w:t xml:space="preserve">You are a senior instructional designer, learning-engineering analyst, accessibility-aware UX reviewer, assessment designer, source-fidelity reviewer, and storyboard-production architect.</w:t>
+      </w:r>
+    </w:p>
+    <w:p>
+      <w:pPr>
+        <w:spacing w:after="100"/>
+      </w:pPr>
+      <w:r>
+        <w:t xml:space="preserve">Your task is to generate a project-ready storyboard from the user's uploaded project source materials, needs description, constraints, scenario examples, review comments, and design requirements. This generator works across projects. Do not preserve legacy details, roles, workflows, terminology, stakeholders, examples, or performance contexts from any previous project unless the user explicitly identifies them as applicable to the new project.</w:t>
       </w:r>
     </w:p>
     <w:p>
@@ -2755,15 +2780,7 @@
         <w:spacing w:after="100"/>
       </w:pPr>
       <w:r>
-        <w:t xml:space="preserve">You are a senior instructional designer, learning-engineering analyst, accessibility-aware UX reviewer, assessment designer, source-fidelity reviewer, and storyboard-production architect.</w:t>
-      </w:r>
-    </w:p>
-    <w:p>
-      <w:pPr>
-        <w:spacing w:after="100"/>
-      </w:pPr>
-      <w:r>
-        <w:t xml:space="preserve">Your task is to generate a project-ready storyboard from the user's uploaded project source materials, needs description, constraints, scenario examples, review comments, and design requirements. This generator works across projects. Do not preserve legacy details, roles, workflows, terminology, stakeholders, examples, or performance contexts from any previous project unless the user explicitly identifies them as applicable to the new project.</w:t>
+        <w:t xml:space="preserve">You act as the senior instructional designer, learning-engineering analyst, accessibility-aware UX reviewer, assessment designer, source-fidelity reviewer, and storyboard-production architect defined in Role and Task at the top of this prompt.</w:t>
       </w:r>
     </w:p>
     <w:p>

--- a/storyboard-prompt/Storyboard-Generator-Master-Prompt-v3.3.docx
+++ b/storyboard-prompt/Storyboard-Generator-Master-Prompt-v3.3.docx
@@ -261,9 +261,9 @@
         </w:tblBorders>
       </w:tblPr>
       <w:tblGrid>
-        <w:gridCol w:w="4575"/>
-        <w:gridCol w:w="4327"/>
-        <w:gridCol w:w="1178"/>
+        <w:gridCol w:w="4970"/>
+        <w:gridCol w:w="3749"/>
+        <w:gridCol w:w="1361"/>
       </w:tblGrid>
       <w:tr>
         <w:trPr>
@@ -272,7 +272,7 @@
         </w:trPr>
         <w:tc>
           <w:tcPr>
-            <w:tcW w:type="dxa" w:w="4575"/>
+            <w:tcW w:type="dxa" w:w="4970"/>
             <w:tcBorders>
               <w:top w:val="single" w:color="000000" w:sz="4"/>
               <w:left w:val="single" w:color="000000" w:sz="4"/>
@@ -304,7 +304,7 @@
         </w:tc>
         <w:tc>
           <w:tcPr>
-            <w:tcW w:type="dxa" w:w="4327"/>
+            <w:tcW w:type="dxa" w:w="3749"/>
             <w:tcBorders>
               <w:top w:val="single" w:color="000000" w:sz="4"/>
               <w:left w:val="single" w:color="000000" w:sz="4"/>
@@ -336,7 +336,7 @@
         </w:tc>
         <w:tc>
           <w:tcPr>
-            <w:tcW w:type="dxa" w:w="1178"/>
+            <w:tcW w:type="dxa" w:w="1361"/>
             <w:tcBorders>
               <w:top w:val="single" w:color="000000" w:sz="4"/>
               <w:left w:val="single" w:color="000000" w:sz="4"/>
@@ -374,7 +374,7 @@
         </w:trPr>
         <w:tc>
           <w:tcPr>
-            <w:tcW w:type="dxa" w:w="4575"/>
+            <w:tcW w:type="dxa" w:w="4970"/>
             <w:tcBorders>
               <w:top w:val="single" w:color="000000" w:sz="4"/>
               <w:left w:val="single" w:color="000000" w:sz="4"/>
@@ -405,7 +405,7 @@
         </w:tc>
         <w:tc>
           <w:tcPr>
-            <w:tcW w:type="dxa" w:w="4327"/>
+            <w:tcW w:type="dxa" w:w="3749"/>
             <w:tcBorders>
               <w:top w:val="single" w:color="000000" w:sz="4"/>
               <w:left w:val="single" w:color="000000" w:sz="4"/>
@@ -436,7 +436,7 @@
         </w:tc>
         <w:tc>
           <w:tcPr>
-            <w:tcW w:type="dxa" w:w="1178"/>
+            <w:tcW w:type="dxa" w:w="1361"/>
             <w:tcBorders>
               <w:top w:val="single" w:color="000000" w:sz="4"/>
               <w:left w:val="single" w:color="000000" w:sz="4"/>
@@ -473,7 +473,7 @@
         </w:trPr>
         <w:tc>
           <w:tcPr>
-            <w:tcW w:type="dxa" w:w="4575"/>
+            <w:tcW w:type="dxa" w:w="4970"/>
             <w:tcBorders>
               <w:top w:val="single" w:color="000000" w:sz="4"/>
               <w:left w:val="single" w:color="000000" w:sz="4"/>
@@ -504,7 +504,7 @@
         </w:tc>
         <w:tc>
           <w:tcPr>
-            <w:tcW w:type="dxa" w:w="4327"/>
+            <w:tcW w:type="dxa" w:w="3749"/>
             <w:tcBorders>
               <w:top w:val="single" w:color="000000" w:sz="4"/>
               <w:left w:val="single" w:color="000000" w:sz="4"/>
@@ -535,7 +535,7 @@
         </w:tc>
         <w:tc>
           <w:tcPr>
-            <w:tcW w:type="dxa" w:w="1178"/>
+            <w:tcW w:type="dxa" w:w="1361"/>
             <w:tcBorders>
               <w:top w:val="single" w:color="000000" w:sz="4"/>
               <w:left w:val="single" w:color="000000" w:sz="4"/>
@@ -572,7 +572,7 @@
         </w:trPr>
         <w:tc>
           <w:tcPr>
-            <w:tcW w:type="dxa" w:w="4575"/>
+            <w:tcW w:type="dxa" w:w="4970"/>
             <w:tcBorders>
               <w:top w:val="single" w:color="000000" w:sz="4"/>
               <w:left w:val="single" w:color="000000" w:sz="4"/>
@@ -603,7 +603,7 @@
         </w:tc>
         <w:tc>
           <w:tcPr>
-            <w:tcW w:type="dxa" w:w="4327"/>
+            <w:tcW w:type="dxa" w:w="3749"/>
             <w:tcBorders>
               <w:top w:val="single" w:color="000000" w:sz="4"/>
               <w:left w:val="single" w:color="000000" w:sz="4"/>
@@ -634,7 +634,7 @@
         </w:tc>
         <w:tc>
           <w:tcPr>
-            <w:tcW w:type="dxa" w:w="1178"/>
+            <w:tcW w:type="dxa" w:w="1361"/>
             <w:tcBorders>
               <w:top w:val="single" w:color="000000" w:sz="4"/>
               <w:left w:val="single" w:color="000000" w:sz="4"/>
@@ -671,7 +671,7 @@
         </w:trPr>
         <w:tc>
           <w:tcPr>
-            <w:tcW w:type="dxa" w:w="4575"/>
+            <w:tcW w:type="dxa" w:w="4970"/>
             <w:tcBorders>
               <w:top w:val="single" w:color="000000" w:sz="4"/>
               <w:left w:val="single" w:color="000000" w:sz="4"/>
@@ -702,7 +702,7 @@
         </w:tc>
         <w:tc>
           <w:tcPr>
-            <w:tcW w:type="dxa" w:w="4327"/>
+            <w:tcW w:type="dxa" w:w="3749"/>
             <w:tcBorders>
               <w:top w:val="single" w:color="000000" w:sz="4"/>
               <w:left w:val="single" w:color="000000" w:sz="4"/>
@@ -733,7 +733,7 @@
         </w:tc>
         <w:tc>
           <w:tcPr>
-            <w:tcW w:type="dxa" w:w="1178"/>
+            <w:tcW w:type="dxa" w:w="1361"/>
             <w:tcBorders>
               <w:top w:val="single" w:color="000000" w:sz="4"/>
               <w:left w:val="single" w:color="000000" w:sz="4"/>
@@ -770,7 +770,7 @@
         </w:trPr>
         <w:tc>
           <w:tcPr>
-            <w:tcW w:type="dxa" w:w="4575"/>
+            <w:tcW w:type="dxa" w:w="4970"/>
             <w:tcBorders>
               <w:top w:val="single" w:color="000000" w:sz="4"/>
               <w:left w:val="single" w:color="000000" w:sz="4"/>
@@ -801,7 +801,7 @@
         </w:tc>
         <w:tc>
           <w:tcPr>
-            <w:tcW w:type="dxa" w:w="4327"/>
+            <w:tcW w:type="dxa" w:w="3749"/>
             <w:tcBorders>
               <w:top w:val="single" w:color="000000" w:sz="4"/>
               <w:left w:val="single" w:color="000000" w:sz="4"/>
@@ -832,7 +832,7 @@
         </w:tc>
         <w:tc>
           <w:tcPr>
-            <w:tcW w:type="dxa" w:w="1178"/>
+            <w:tcW w:type="dxa" w:w="1361"/>
             <w:tcBorders>
               <w:top w:val="single" w:color="000000" w:sz="4"/>
               <w:left w:val="single" w:color="000000" w:sz="4"/>
@@ -869,7 +869,7 @@
         </w:trPr>
         <w:tc>
           <w:tcPr>
-            <w:tcW w:type="dxa" w:w="4575"/>
+            <w:tcW w:type="dxa" w:w="4970"/>
             <w:tcBorders>
               <w:top w:val="single" w:color="000000" w:sz="4"/>
               <w:left w:val="single" w:color="000000" w:sz="4"/>
@@ -900,7 +900,7 @@
         </w:tc>
         <w:tc>
           <w:tcPr>
-            <w:tcW w:type="dxa" w:w="4327"/>
+            <w:tcW w:type="dxa" w:w="3749"/>
             <w:tcBorders>
               <w:top w:val="single" w:color="000000" w:sz="4"/>
               <w:left w:val="single" w:color="000000" w:sz="4"/>
@@ -931,7 +931,7 @@
         </w:tc>
         <w:tc>
           <w:tcPr>
-            <w:tcW w:type="dxa" w:w="1178"/>
+            <w:tcW w:type="dxa" w:w="1361"/>
             <w:tcBorders>
               <w:top w:val="single" w:color="000000" w:sz="4"/>
               <w:left w:val="single" w:color="000000" w:sz="4"/>
@@ -968,7 +968,7 @@
         </w:trPr>
         <w:tc>
           <w:tcPr>
-            <w:tcW w:type="dxa" w:w="4575"/>
+            <w:tcW w:type="dxa" w:w="4970"/>
             <w:tcBorders>
               <w:top w:val="single" w:color="000000" w:sz="4"/>
               <w:left w:val="single" w:color="000000" w:sz="4"/>
@@ -999,7 +999,7 @@
         </w:tc>
         <w:tc>
           <w:tcPr>
-            <w:tcW w:type="dxa" w:w="4327"/>
+            <w:tcW w:type="dxa" w:w="3749"/>
             <w:tcBorders>
               <w:top w:val="single" w:color="000000" w:sz="4"/>
               <w:left w:val="single" w:color="000000" w:sz="4"/>
@@ -1030,7 +1030,7 @@
         </w:tc>
         <w:tc>
           <w:tcPr>
-            <w:tcW w:type="dxa" w:w="1178"/>
+            <w:tcW w:type="dxa" w:w="1361"/>
             <w:tcBorders>
               <w:top w:val="single" w:color="000000" w:sz="4"/>
               <w:left w:val="single" w:color="000000" w:sz="4"/>
@@ -1067,7 +1067,7 @@
         </w:trPr>
         <w:tc>
           <w:tcPr>
-            <w:tcW w:type="dxa" w:w="4575"/>
+            <w:tcW w:type="dxa" w:w="4970"/>
             <w:tcBorders>
               <w:top w:val="single" w:color="000000" w:sz="4"/>
               <w:left w:val="single" w:color="000000" w:sz="4"/>
@@ -1098,7 +1098,7 @@
         </w:tc>
         <w:tc>
           <w:tcPr>
-            <w:tcW w:type="dxa" w:w="4327"/>
+            <w:tcW w:type="dxa" w:w="3749"/>
             <w:tcBorders>
               <w:top w:val="single" w:color="000000" w:sz="4"/>
               <w:left w:val="single" w:color="000000" w:sz="4"/>
@@ -1129,7 +1129,7 @@
         </w:tc>
         <w:tc>
           <w:tcPr>
-            <w:tcW w:type="dxa" w:w="1178"/>
+            <w:tcW w:type="dxa" w:w="1361"/>
             <w:tcBorders>
               <w:top w:val="single" w:color="000000" w:sz="4"/>
               <w:left w:val="single" w:color="000000" w:sz="4"/>
@@ -1166,7 +1166,7 @@
         </w:trPr>
         <w:tc>
           <w:tcPr>
-            <w:tcW w:type="dxa" w:w="4575"/>
+            <w:tcW w:type="dxa" w:w="4970"/>
             <w:tcBorders>
               <w:top w:val="single" w:color="000000" w:sz="4"/>
               <w:left w:val="single" w:color="000000" w:sz="4"/>
@@ -1197,7 +1197,7 @@
         </w:tc>
         <w:tc>
           <w:tcPr>
-            <w:tcW w:type="dxa" w:w="4327"/>
+            <w:tcW w:type="dxa" w:w="3749"/>
             <w:tcBorders>
               <w:top w:val="single" w:color="000000" w:sz="4"/>
               <w:left w:val="single" w:color="000000" w:sz="4"/>
@@ -1228,7 +1228,7 @@
         </w:tc>
         <w:tc>
           <w:tcPr>
-            <w:tcW w:type="dxa" w:w="1178"/>
+            <w:tcW w:type="dxa" w:w="1361"/>
             <w:tcBorders>
               <w:top w:val="single" w:color="000000" w:sz="4"/>
               <w:left w:val="single" w:color="000000" w:sz="4"/>
@@ -1265,7 +1265,7 @@
         </w:trPr>
         <w:tc>
           <w:tcPr>
-            <w:tcW w:type="dxa" w:w="4575"/>
+            <w:tcW w:type="dxa" w:w="4970"/>
             <w:tcBorders>
               <w:top w:val="single" w:color="000000" w:sz="4"/>
               <w:left w:val="single" w:color="000000" w:sz="4"/>
@@ -1296,7 +1296,7 @@
         </w:tc>
         <w:tc>
           <w:tcPr>
-            <w:tcW w:type="dxa" w:w="4327"/>
+            <w:tcW w:type="dxa" w:w="3749"/>
             <w:tcBorders>
               <w:top w:val="single" w:color="000000" w:sz="4"/>
               <w:left w:val="single" w:color="000000" w:sz="4"/>
@@ -1327,7 +1327,7 @@
         </w:tc>
         <w:tc>
           <w:tcPr>
-            <w:tcW w:type="dxa" w:w="1178"/>
+            <w:tcW w:type="dxa" w:w="1361"/>
             <w:tcBorders>
               <w:top w:val="single" w:color="000000" w:sz="4"/>
               <w:left w:val="single" w:color="000000" w:sz="4"/>
@@ -1364,7 +1364,7 @@
         </w:trPr>
         <w:tc>
           <w:tcPr>
-            <w:tcW w:type="dxa" w:w="4575"/>
+            <w:tcW w:type="dxa" w:w="4970"/>
             <w:tcBorders>
               <w:top w:val="single" w:color="000000" w:sz="4"/>
               <w:left w:val="single" w:color="000000" w:sz="4"/>
@@ -1395,7 +1395,7 @@
         </w:tc>
         <w:tc>
           <w:tcPr>
-            <w:tcW w:type="dxa" w:w="4327"/>
+            <w:tcW w:type="dxa" w:w="3749"/>
             <w:tcBorders>
               <w:top w:val="single" w:color="000000" w:sz="4"/>
               <w:left w:val="single" w:color="000000" w:sz="4"/>
@@ -1426,7 +1426,7 @@
         </w:tc>
         <w:tc>
           <w:tcPr>
-            <w:tcW w:type="dxa" w:w="1178"/>
+            <w:tcW w:type="dxa" w:w="1361"/>
             <w:tcBorders>
               <w:top w:val="single" w:color="000000" w:sz="4"/>
               <w:left w:val="single" w:color="000000" w:sz="4"/>
@@ -1463,7 +1463,7 @@
         </w:trPr>
         <w:tc>
           <w:tcPr>
-            <w:tcW w:type="dxa" w:w="4575"/>
+            <w:tcW w:type="dxa" w:w="4970"/>
             <w:tcBorders>
               <w:top w:val="single" w:color="000000" w:sz="4"/>
               <w:left w:val="single" w:color="000000" w:sz="4"/>
@@ -1494,7 +1494,7 @@
         </w:tc>
         <w:tc>
           <w:tcPr>
-            <w:tcW w:type="dxa" w:w="4327"/>
+            <w:tcW w:type="dxa" w:w="3749"/>
             <w:tcBorders>
               <w:top w:val="single" w:color="000000" w:sz="4"/>
               <w:left w:val="single" w:color="000000" w:sz="4"/>
@@ -1525,7 +1525,7 @@
         </w:tc>
         <w:tc>
           <w:tcPr>
-            <w:tcW w:type="dxa" w:w="1178"/>
+            <w:tcW w:type="dxa" w:w="1361"/>
             <w:tcBorders>
               <w:top w:val="single" w:color="000000" w:sz="4"/>
               <w:left w:val="single" w:color="000000" w:sz="4"/>
@@ -1562,7 +1562,7 @@
         </w:trPr>
         <w:tc>
           <w:tcPr>
-            <w:tcW w:type="dxa" w:w="4575"/>
+            <w:tcW w:type="dxa" w:w="4970"/>
             <w:tcBorders>
               <w:top w:val="single" w:color="000000" w:sz="4"/>
               <w:left w:val="single" w:color="000000" w:sz="4"/>
@@ -1593,7 +1593,7 @@
         </w:tc>
         <w:tc>
           <w:tcPr>
-            <w:tcW w:type="dxa" w:w="4327"/>
+            <w:tcW w:type="dxa" w:w="3749"/>
             <w:tcBorders>
               <w:top w:val="single" w:color="000000" w:sz="4"/>
               <w:left w:val="single" w:color="000000" w:sz="4"/>
@@ -1624,7 +1624,7 @@
         </w:tc>
         <w:tc>
           <w:tcPr>
-            <w:tcW w:type="dxa" w:w="1178"/>
+            <w:tcW w:type="dxa" w:w="1361"/>
             <w:tcBorders>
               <w:top w:val="single" w:color="000000" w:sz="4"/>
               <w:left w:val="single" w:color="000000" w:sz="4"/>
@@ -1661,7 +1661,7 @@
         </w:trPr>
         <w:tc>
           <w:tcPr>
-            <w:tcW w:type="dxa" w:w="4575"/>
+            <w:tcW w:type="dxa" w:w="4970"/>
             <w:tcBorders>
               <w:top w:val="single" w:color="000000" w:sz="4"/>
               <w:left w:val="single" w:color="000000" w:sz="4"/>
@@ -1692,7 +1692,7 @@
         </w:tc>
         <w:tc>
           <w:tcPr>
-            <w:tcW w:type="dxa" w:w="4327"/>
+            <w:tcW w:type="dxa" w:w="3749"/>
             <w:tcBorders>
               <w:top w:val="single" w:color="000000" w:sz="4"/>
               <w:left w:val="single" w:color="000000" w:sz="4"/>
@@ -1723,7 +1723,7 @@
         </w:tc>
         <w:tc>
           <w:tcPr>
-            <w:tcW w:type="dxa" w:w="1178"/>
+            <w:tcW w:type="dxa" w:w="1361"/>
             <w:tcBorders>
               <w:top w:val="single" w:color="000000" w:sz="4"/>
               <w:left w:val="single" w:color="000000" w:sz="4"/>
@@ -1760,7 +1760,7 @@
         </w:trPr>
         <w:tc>
           <w:tcPr>
-            <w:tcW w:type="dxa" w:w="4575"/>
+            <w:tcW w:type="dxa" w:w="4970"/>
             <w:tcBorders>
               <w:top w:val="single" w:color="000000" w:sz="4"/>
               <w:left w:val="single" w:color="000000" w:sz="4"/>
@@ -1791,7 +1791,7 @@
         </w:tc>
         <w:tc>
           <w:tcPr>
-            <w:tcW w:type="dxa" w:w="4327"/>
+            <w:tcW w:type="dxa" w:w="3749"/>
             <w:tcBorders>
               <w:top w:val="single" w:color="000000" w:sz="4"/>
               <w:left w:val="single" w:color="000000" w:sz="4"/>
@@ -1822,7 +1822,7 @@
         </w:tc>
         <w:tc>
           <w:tcPr>
-            <w:tcW w:type="dxa" w:w="1178"/>
+            <w:tcW w:type="dxa" w:w="1361"/>
             <w:tcBorders>
               <w:top w:val="single" w:color="000000" w:sz="4"/>
               <w:left w:val="single" w:color="000000" w:sz="4"/>
@@ -1859,7 +1859,7 @@
         </w:trPr>
         <w:tc>
           <w:tcPr>
-            <w:tcW w:type="dxa" w:w="4575"/>
+            <w:tcW w:type="dxa" w:w="4970"/>
             <w:tcBorders>
               <w:top w:val="single" w:color="000000" w:sz="4"/>
               <w:left w:val="single" w:color="000000" w:sz="4"/>
@@ -1890,7 +1890,7 @@
         </w:tc>
         <w:tc>
           <w:tcPr>
-            <w:tcW w:type="dxa" w:w="4327"/>
+            <w:tcW w:type="dxa" w:w="3749"/>
             <w:tcBorders>
               <w:top w:val="single" w:color="000000" w:sz="4"/>
               <w:left w:val="single" w:color="000000" w:sz="4"/>
@@ -1921,7 +1921,7 @@
         </w:tc>
         <w:tc>
           <w:tcPr>
-            <w:tcW w:type="dxa" w:w="1178"/>
+            <w:tcW w:type="dxa" w:w="1361"/>
             <w:tcBorders>
               <w:top w:val="single" w:color="000000" w:sz="4"/>
               <w:left w:val="single" w:color="000000" w:sz="4"/>
@@ -1958,7 +1958,7 @@
         </w:trPr>
         <w:tc>
           <w:tcPr>
-            <w:tcW w:type="dxa" w:w="4575"/>
+            <w:tcW w:type="dxa" w:w="4970"/>
             <w:tcBorders>
               <w:top w:val="single" w:color="000000" w:sz="4"/>
               <w:left w:val="single" w:color="000000" w:sz="4"/>
@@ -1989,7 +1989,7 @@
         </w:tc>
         <w:tc>
           <w:tcPr>
-            <w:tcW w:type="dxa" w:w="4327"/>
+            <w:tcW w:type="dxa" w:w="3749"/>
             <w:tcBorders>
               <w:top w:val="single" w:color="000000" w:sz="4"/>
               <w:left w:val="single" w:color="000000" w:sz="4"/>
@@ -2020,7 +2020,7 @@
         </w:tc>
         <w:tc>
           <w:tcPr>
-            <w:tcW w:type="dxa" w:w="1178"/>
+            <w:tcW w:type="dxa" w:w="1361"/>
             <w:tcBorders>
               <w:top w:val="single" w:color="000000" w:sz="4"/>
               <w:left w:val="single" w:color="000000" w:sz="4"/>
@@ -2046,6 +2046,105 @@
                 <w:szCs w:val="19"/>
               </w:rPr>
               <w:t xml:space="preserve">Section A1.5</w:t>
+            </w:r>
+          </w:p>
+        </w:tc>
+      </w:tr>
+      <w:tr>
+        <w:trPr>
+          <w:cantSplit w:val="false"/>
+          <w:tblHeader w:val="false"/>
+        </w:trPr>
+        <w:tc>
+          <w:tcPr>
+            <w:tcW w:type="dxa" w:w="4970"/>
+            <w:tcBorders>
+              <w:top w:val="single" w:color="000000" w:sz="4"/>
+              <w:left w:val="single" w:color="000000" w:sz="4"/>
+              <w:bottom w:val="single" w:color="000000" w:sz="4"/>
+              <w:right w:val="single" w:color="000000" w:sz="4"/>
+            </w:tcBorders>
+            <w:tcMar>
+              <w:top w:type="dxa" w:w="60"/>
+              <w:left w:type="dxa" w:w="90"/>
+              <w:bottom w:type="dxa" w:w="60"/>
+              <w:right w:type="dxa" w:w="90"/>
+            </w:tcMar>
+          </w:tcPr>
+          <w:p>
+            <w:pPr>
+              <w:spacing w:after="0" w:before="0"/>
+            </w:pPr>
+            <w:r>
+              <w:rPr>
+                <w:b w:val="false"/>
+                <w:bCs w:val="false"/>
+                <w:sz w:val="19"/>
+                <w:szCs w:val="19"/>
+              </w:rPr>
+              <w:t xml:space="preserve">Adapted Project Prompt (Step 3): a copy-ready project prompt that applies this generator's rules to the current project's intake, sources, authoring tool, template, and confirmed decisions, for reuse by other designers on the same project</w:t>
+            </w:r>
+          </w:p>
+        </w:tc>
+        <w:tc>
+          <w:tcPr>
+            <w:tcW w:type="dxa" w:w="3749"/>
+            <w:tcBorders>
+              <w:top w:val="single" w:color="000000" w:sz="4"/>
+              <w:left w:val="single" w:color="000000" w:sz="4"/>
+              <w:bottom w:val="single" w:color="000000" w:sz="4"/>
+              <w:right w:val="single" w:color="000000" w:sz="4"/>
+            </w:tcBorders>
+            <w:tcMar>
+              <w:top w:type="dxa" w:w="60"/>
+              <w:left w:type="dxa" w:w="90"/>
+              <w:bottom w:type="dxa" w:w="60"/>
+              <w:right w:type="dxa" w:w="90"/>
+            </w:tcMar>
+          </w:tcPr>
+          <w:p>
+            <w:pPr>
+              <w:spacing w:after="0" w:before="0"/>
+            </w:pPr>
+            <w:r>
+              <w:rPr>
+                <w:b w:val="false"/>
+                <w:bCs w:val="false"/>
+                <w:sz w:val="19"/>
+                <w:szCs w:val="19"/>
+              </w:rPr>
+              <w:t xml:space="preserve">Internal; export on request</w:t>
+            </w:r>
+          </w:p>
+        </w:tc>
+        <w:tc>
+          <w:tcPr>
+            <w:tcW w:type="dxa" w:w="1361"/>
+            <w:tcBorders>
+              <w:top w:val="single" w:color="000000" w:sz="4"/>
+              <w:left w:val="single" w:color="000000" w:sz="4"/>
+              <w:bottom w:val="single" w:color="000000" w:sz="4"/>
+              <w:right w:val="single" w:color="000000" w:sz="4"/>
+            </w:tcBorders>
+            <w:tcMar>
+              <w:top w:type="dxa" w:w="60"/>
+              <w:left w:type="dxa" w:w="90"/>
+              <w:bottom w:type="dxa" w:w="60"/>
+              <w:right w:type="dxa" w:w="90"/>
+            </w:tcMar>
+          </w:tcPr>
+          <w:p>
+            <w:pPr>
+              <w:spacing w:after="0" w:before="0"/>
+            </w:pPr>
+            <w:r>
+              <w:rPr>
+                <w:b w:val="false"/>
+                <w:bCs w:val="false"/>
+                <w:sz w:val="19"/>
+                <w:szCs w:val="19"/>
+              </w:rPr>
+              <w:t xml:space="preserve">Section C3 fields, with the rules of Parts A, F, and T tailored to the project</w:t>
             </w:r>
           </w:p>
         </w:tc>
@@ -3099,7 +3198,7 @@
         <w:spacing w:after="100"/>
       </w:pPr>
       <w:r>
-        <w:t xml:space="preserve">Use Step 2 as an internal verification checkpoint when the user requests a storyboard. Confirm that every objective is verified or explicitly gap-approved, the source hierarchy is applied, scenario seeds are logged, and gaps are recorded. Do not display the objective map, source hierarchy, scenario seeds, gaps, or verification request unless the user explicitly asks to review them. If a critical blocking gap prevents accurate generation, ask only for the specific missing decision.</w:t>
+        <w:t xml:space="preserve">Use Step 2 as an internal verification checkpoint when the user requests a storyboard. Confirm that every objective is verified or explicitly gap-approved, the source hierarchy is applied, scenario seeds are logged, and gaps are recorded. Do not display the objective map, source hierarchy, scenario seeds, gaps, or verification request unless the user explicitly asks to review them. If a critical blocking gap prevents accurate generation, ask only for the specific missing decision. Step 3, on request only: after verification, produce the Adapted Project Prompt described in Section C2.3.</w:t>
       </w:r>
     </w:p>
     <w:p>
@@ -11589,7 +11688,7 @@
         <w:spacing w:after="100"/>
       </w:pPr>
       <w:r>
-        <w:t xml:space="preserve">Best interaction pattern and why it fits the objective and performance level; scenario seed used; context variables included:</w:t>
+        <w:t xml:space="preserve">Best interaction pattern and why it fits the objective and performance level; target or criterion; required evidence of performance; feedback approach; scenario seed used; context variables included:</w:t>
       </w:r>
     </w:p>
     <w:p>
@@ -11605,15 +11704,15 @@
         <w:spacing w:after="100"/>
       </w:pPr>
       <w:r>
-        <w:t xml:space="preserve">Correct answer or mapping status; correct answer text if scored MCQ: [letter]. [exact answer text]; distractor or error logic and misconception rationale; attempts; feedback states; randomization and randomized option mapping; retry or reset; completion; branching logic:</w:t>
-      </w:r>
-    </w:p>
-    <w:p>
-      <w:pPr>
-        <w:spacing w:after="100"/>
-      </w:pPr>
-      <w:r>
-        <w:t xml:space="preserve">Taught on, practised on, assessed on slide(s); narration decision:</w:t>
+        <w:t xml:space="preserve">Correct answer or mapping status; correct answer text if scored MCQ: [letter]. [exact answer text]; distractor or error logic and misconception rationale; attempts; feedback states; randomization and randomized option mapping; retry or reset; completion; build or implementation notes; interaction logic; feedback logic; branching logic:</w:t>
+      </w:r>
+    </w:p>
+    <w:p>
+      <w:pPr>
+        <w:spacing w:after="100"/>
+      </w:pPr>
+      <w:r>
+        <w:t xml:space="preserve">Taught on, modelled or exemplified on, practised on, assessed on slide(s); narration decision:</w:t>
       </w:r>
     </w:p>
     <w:p>
